--- a/Templates/BTS/BM-62-12 BIÊN BẢN BÀN GIAO MẶT BẰNG BTS - Templates.docx
+++ b/Templates/BTS/BM-62-12 BIÊN BẢN BÀN GIAO MẶT BẰNG BTS - Templates.docx
@@ -45,7 +45,7 @@
                 <w:noProof/>
               </w:rPr>
               <w:drawing>
-                <wp:inline distT="0" distB="0" distL="0" distR="0" wp14:anchorId="67C8A42C" wp14:editId="07E0543D">
+                <wp:inline distT="0" distB="0" distL="0" distR="0" wp14:anchorId="67C8A42C" wp14:editId="3842FB01">
                   <wp:extent cx="878840" cy="675640"/>
                   <wp:effectExtent l="0" t="0" r="0" b="0"/>
                   <wp:docPr id="3" name="Picture 3"/>
@@ -522,7 +522,7 @@
                 <w:sz w:val="26"/>
                 <w:szCs w:val="26"/>
               </w:rPr>
-              <w:t>{{DUAN}}</w:t>
+              <w:t>DUAN</w:t>
             </w:r>
           </w:p>
         </w:tc>
@@ -606,7 +606,7 @@
                 <w:sz w:val="26"/>
                 <w:szCs w:val="26"/>
               </w:rPr>
-              <w:t>{{CONGTRINH}}</w:t>
+              <w:t>CONGTRINH</w:t>
             </w:r>
           </w:p>
         </w:tc>
@@ -688,7 +688,7 @@
                 <w:sz w:val="26"/>
                 <w:szCs w:val="26"/>
               </w:rPr>
-              <w:t>{{HANGMUC}}</w:t>
+              <w:t>HANGMUC</w:t>
             </w:r>
           </w:p>
         </w:tc>
@@ -772,7 +772,7 @@
                 <w:sz w:val="26"/>
                 <w:szCs w:val="26"/>
               </w:rPr>
-              <w:t>{{DIADIEM}}</w:t>
+              <w:t>DIADIEM</w:t>
             </w:r>
           </w:p>
         </w:tc>
@@ -1008,7 +1008,7 @@
           <w:sz w:val="26"/>
           <w:szCs w:val="26"/>
         </w:rPr>
-        <w:t>{{YEAR}}</w:t>
+        <w:t>YEAR</w:t>
       </w:r>
       <w:r>
         <w:rPr>
@@ -1471,21 +1471,7 @@
                 <w:sz w:val="28"/>
                 <w:szCs w:val="28"/>
               </w:rPr>
-              <w:t>{{L1</w:t>
-            </w:r>
-            <w:r>
-              <w:rPr>
-                <w:sz w:val="28"/>
-                <w:szCs w:val="28"/>
-              </w:rPr>
-              <w:t>2</w:t>
-            </w:r>
-            <w:r>
-              <w:rPr>
-                <w:sz w:val="28"/>
-                <w:szCs w:val="28"/>
-              </w:rPr>
-              <w:t>}}</w:t>
+              <w:t>L12</w:t>
             </w:r>
           </w:p>
         </w:tc>
@@ -1514,21 +1500,7 @@
                 <w:sz w:val="28"/>
                 <w:szCs w:val="28"/>
               </w:rPr>
-              <w:t>{{L1</w:t>
-            </w:r>
-            <w:r>
-              <w:rPr>
-                <w:sz w:val="28"/>
-                <w:szCs w:val="28"/>
-              </w:rPr>
-              <w:t>1</w:t>
-            </w:r>
-            <w:r>
-              <w:rPr>
-                <w:sz w:val="28"/>
-                <w:szCs w:val="28"/>
-              </w:rPr>
-              <w:t>}}</w:t>
+              <w:t>L11</w:t>
             </w:r>
           </w:p>
         </w:tc>
@@ -1616,21 +1588,7 @@
                 <w:sz w:val="28"/>
                 <w:szCs w:val="28"/>
               </w:rPr>
-              <w:t>{{L2</w:t>
-            </w:r>
-            <w:r>
-              <w:rPr>
-                <w:sz w:val="28"/>
-                <w:szCs w:val="28"/>
-              </w:rPr>
-              <w:t>2</w:t>
-            </w:r>
-            <w:r>
-              <w:rPr>
-                <w:sz w:val="28"/>
-                <w:szCs w:val="28"/>
-              </w:rPr>
-              <w:t>}}</w:t>
+              <w:t>L22</w:t>
             </w:r>
           </w:p>
         </w:tc>
@@ -1659,21 +1617,7 @@
                 <w:sz w:val="28"/>
                 <w:szCs w:val="28"/>
               </w:rPr>
-              <w:t>{{L2</w:t>
-            </w:r>
-            <w:r>
-              <w:rPr>
-                <w:sz w:val="28"/>
-                <w:szCs w:val="28"/>
-              </w:rPr>
-              <w:t>1</w:t>
-            </w:r>
-            <w:r>
-              <w:rPr>
-                <w:sz w:val="28"/>
-                <w:szCs w:val="28"/>
-              </w:rPr>
-              <w:t>}}</w:t>
+              <w:t>L21</w:t>
             </w:r>
           </w:p>
         </w:tc>
@@ -1761,21 +1705,7 @@
                 <w:sz w:val="28"/>
                 <w:szCs w:val="28"/>
               </w:rPr>
-              <w:t>{{L3</w:t>
-            </w:r>
-            <w:r>
-              <w:rPr>
-                <w:sz w:val="28"/>
-                <w:szCs w:val="28"/>
-              </w:rPr>
-              <w:t>2</w:t>
-            </w:r>
-            <w:r>
-              <w:rPr>
-                <w:sz w:val="28"/>
-                <w:szCs w:val="28"/>
-              </w:rPr>
-              <w:t>}}</w:t>
+              <w:t>L32</w:t>
             </w:r>
           </w:p>
         </w:tc>
@@ -1804,21 +1734,7 @@
                 <w:sz w:val="28"/>
                 <w:szCs w:val="28"/>
               </w:rPr>
-              <w:t>{{L3</w:t>
-            </w:r>
-            <w:r>
-              <w:rPr>
-                <w:sz w:val="28"/>
-                <w:szCs w:val="28"/>
-              </w:rPr>
-              <w:t>1</w:t>
-            </w:r>
-            <w:r>
-              <w:rPr>
-                <w:sz w:val="28"/>
-                <w:szCs w:val="28"/>
-              </w:rPr>
-              <w:t>}}</w:t>
+              <w:t>L31</w:t>
             </w:r>
           </w:p>
         </w:tc>
@@ -1906,21 +1822,7 @@
                 <w:sz w:val="28"/>
                 <w:szCs w:val="28"/>
               </w:rPr>
-              <w:t>{{L4</w:t>
-            </w:r>
-            <w:r>
-              <w:rPr>
-                <w:sz w:val="28"/>
-                <w:szCs w:val="28"/>
-              </w:rPr>
-              <w:t>2</w:t>
-            </w:r>
-            <w:r>
-              <w:rPr>
-                <w:sz w:val="28"/>
-                <w:szCs w:val="28"/>
-              </w:rPr>
-              <w:t>}}</w:t>
+              <w:t>L42</w:t>
             </w:r>
           </w:p>
         </w:tc>
@@ -1949,21 +1851,7 @@
                 <w:sz w:val="28"/>
                 <w:szCs w:val="28"/>
               </w:rPr>
-              <w:t>{{L4</w:t>
-            </w:r>
-            <w:r>
-              <w:rPr>
-                <w:sz w:val="28"/>
-                <w:szCs w:val="28"/>
-              </w:rPr>
-              <w:t>1</w:t>
-            </w:r>
-            <w:r>
-              <w:rPr>
-                <w:sz w:val="28"/>
-                <w:szCs w:val="28"/>
-              </w:rPr>
-              <w:t>}}</w:t>
+              <w:t>L41</w:t>
             </w:r>
           </w:p>
         </w:tc>
